--- a/Nuclear_Fuel_Performance/NE533_Spring2026/Module3/Exam3.docx
+++ b/Nuclear_Fuel_Performance/NE533_Spring2026/Module3/Exam3.docx
@@ -44,6 +44,13 @@
         </w:rPr>
         <w:t>: Nuclear Fuel Performance</w:t>
       </w:r>
+    </w:p>
+    <w:p>
+      <w:pPr>
+        <w:rPr>
+          <w:rFonts w:ascii="Times New Roman" w:hAnsi="Times New Roman" w:cs="Times New Roman"/>
+        </w:rPr>
+      </w:pPr>
     </w:p>
     <w:p>
       <w:pPr>
@@ -104,7 +111,7 @@
         <w:rPr>
           <w:rFonts w:ascii="Times New Roman" w:hAnsi="Times New Roman" w:cs="Times New Roman"/>
         </w:rPr>
-        <w:t>4</w:t>
+        <w:t>0</w:t>
       </w:r>
       <w:r>
         <w:rPr>
@@ -171,7 +178,7 @@
         <w:rPr>
           <w:rFonts w:ascii="Times New Roman" w:hAnsi="Times New Roman" w:cs="Times New Roman"/>
         </w:rPr>
-        <w:t>6</w:t>
+        <w:t>8</w:t>
       </w:r>
       <w:r>
         <w:rPr>
@@ -237,7 +244,7 @@
         <w:rPr>
           <w:rFonts w:ascii="Times New Roman" w:hAnsi="Times New Roman" w:cs="Times New Roman"/>
         </w:rPr>
-        <w:t>6</w:t>
+        <w:t>5</w:t>
       </w:r>
       <w:r>
         <w:rPr>
@@ -270,7 +277,7 @@
         <w:rPr>
           <w:rFonts w:ascii="Times New Roman" w:hAnsi="Times New Roman" w:cs="Times New Roman"/>
         </w:rPr>
-        <w:t>5</w:t>
+        <w:t>3</w:t>
       </w:r>
       <w:r>
         <w:rPr>
@@ -419,7 +426,7 @@
         <w:rPr>
           <w:rFonts w:ascii="Times New Roman" w:hAnsi="Times New Roman" w:cs="Times New Roman"/>
         </w:rPr>
-        <w:t>10</w:t>
+        <w:t>8</w:t>
       </w:r>
       <w:r>
         <w:rPr>
@@ -467,31 +474,37 @@
         <w:rPr>
           <w:rFonts w:ascii="Times New Roman" w:hAnsi="Times New Roman" w:cs="Times New Roman"/>
         </w:rPr>
-        <w:t>85</w:t>
-      </w:r>
-      <w:r>
-        <w:rPr>
-          <w:rFonts w:ascii="Times New Roman" w:hAnsi="Times New Roman" w:cs="Times New Roman"/>
-        </w:rPr>
-        <w:t xml:space="preserve"> MPa, a temperature of 6</w:t>
+        <w:t>60</w:t>
+      </w:r>
+      <w:r>
+        <w:rPr>
+          <w:rFonts w:ascii="Times New Roman" w:hAnsi="Times New Roman" w:cs="Times New Roman"/>
+        </w:rPr>
+        <w:t xml:space="preserve"> MPa, a temperature of </w:t>
+      </w:r>
+      <w:r>
+        <w:rPr>
+          <w:rFonts w:ascii="Times New Roman" w:hAnsi="Times New Roman" w:cs="Times New Roman"/>
+        </w:rPr>
+        <w:t>60</w:t>
+      </w:r>
+      <w:r>
+        <w:rPr>
+          <w:rFonts w:ascii="Times New Roman" w:hAnsi="Times New Roman" w:cs="Times New Roman"/>
+        </w:rPr>
+        <w:t xml:space="preserve">0 K, a LHR of </w:t>
+      </w:r>
+      <w:r>
+        <w:rPr>
+          <w:rFonts w:ascii="Times New Roman" w:hAnsi="Times New Roman" w:cs="Times New Roman"/>
+        </w:rPr>
+        <w:t>2</w:t>
       </w:r>
       <w:r>
         <w:rPr>
           <w:rFonts w:ascii="Times New Roman" w:hAnsi="Times New Roman" w:cs="Times New Roman"/>
         </w:rPr>
         <w:t>5</w:t>
-      </w:r>
-      <w:r>
-        <w:rPr>
-          <w:rFonts w:ascii="Times New Roman" w:hAnsi="Times New Roman" w:cs="Times New Roman"/>
-        </w:rPr>
-        <w:t xml:space="preserve">0 K, a LHR of </w:t>
-      </w:r>
-      <w:r>
-        <w:rPr>
-          <w:rFonts w:ascii="Times New Roman" w:hAnsi="Times New Roman" w:cs="Times New Roman"/>
-        </w:rPr>
-        <w:t>20</w:t>
       </w:r>
       <w:r>
         <w:rPr>
@@ -701,13 +714,13 @@
         <w:rPr>
           <w:rFonts w:ascii="Times New Roman" w:hAnsi="Times New Roman" w:cs="Times New Roman"/>
         </w:rPr>
-        <w:t>(1</w:t>
-      </w:r>
-      <w:r>
-        <w:rPr>
-          <w:rFonts w:ascii="Times New Roman" w:hAnsi="Times New Roman" w:cs="Times New Roman"/>
-        </w:rPr>
-        <w:t>0</w:t>
+        <w:t>(</w:t>
+      </w:r>
+      <w:r>
+        <w:rPr>
+          <w:rFonts w:ascii="Times New Roman" w:hAnsi="Times New Roman" w:cs="Times New Roman"/>
+        </w:rPr>
+        <w:t>8</w:t>
       </w:r>
       <w:r>
         <w:rPr>
@@ -737,7 +750,7 @@
         <w:rPr>
           <w:rFonts w:ascii="Times New Roman" w:hAnsi="Times New Roman" w:cs="Times New Roman"/>
         </w:rPr>
-        <w:t>6</w:t>
+        <w:t>25</w:t>
       </w:r>
       <w:r>
         <w:rPr>
@@ -761,51 +774,75 @@
         <w:rPr>
           <w:rFonts w:ascii="Times New Roman" w:hAnsi="Times New Roman" w:cs="Times New Roman"/>
         </w:rPr>
+        <w:t>4</w:t>
+      </w:r>
+      <w:r>
+        <w:rPr>
+          <w:rFonts w:ascii="Times New Roman" w:hAnsi="Times New Roman" w:cs="Times New Roman"/>
+        </w:rPr>
+        <w:t>00 K</w:t>
+      </w:r>
+      <w:r>
+        <w:rPr>
+          <w:rFonts w:ascii="Times New Roman" w:hAnsi="Times New Roman" w:cs="Times New Roman"/>
+        </w:rPr>
+        <w:t xml:space="preserve"> at a fission rate of </w:t>
+      </w:r>
+      <w:r>
+        <w:rPr>
+          <w:rFonts w:ascii="Times New Roman" w:hAnsi="Times New Roman" w:cs="Times New Roman"/>
+        </w:rPr>
+        <w:t>2</w:t>
+      </w:r>
+      <w:r>
+        <w:rPr>
+          <w:rFonts w:ascii="Times New Roman" w:hAnsi="Times New Roman" w:cs="Times New Roman"/>
+        </w:rPr>
+        <w:t>x10</w:t>
+      </w:r>
+      <w:r>
+        <w:rPr>
+          <w:rFonts w:ascii="Times New Roman" w:hAnsi="Times New Roman" w:cs="Times New Roman"/>
+          <w:vertAlign w:val="superscript"/>
+        </w:rPr>
+        <w:t>13</w:t>
+      </w:r>
+      <w:r>
+        <w:rPr>
+          <w:rFonts w:ascii="Times New Roman" w:hAnsi="Times New Roman" w:cs="Times New Roman"/>
+        </w:rPr>
+        <w:t xml:space="preserve"> fiss/cm</w:t>
+      </w:r>
+      <w:r>
+        <w:rPr>
+          <w:rFonts w:ascii="Times New Roman" w:hAnsi="Times New Roman" w:cs="Times New Roman"/>
+          <w:vertAlign w:val="superscript"/>
+        </w:rPr>
+        <w:t>3</w:t>
+      </w:r>
+      <w:r>
+        <w:rPr>
+          <w:rFonts w:ascii="Times New Roman" w:hAnsi="Times New Roman" w:cs="Times New Roman"/>
+        </w:rPr>
+        <w:t>-s</w:t>
+      </w:r>
+      <w:r>
+        <w:rPr>
+          <w:rFonts w:ascii="Times New Roman" w:hAnsi="Times New Roman" w:cs="Times New Roman"/>
+        </w:rPr>
+        <w:t xml:space="preserve">. One fuel sample has a grain size of </w:t>
+      </w:r>
+      <w:r>
+        <w:rPr>
+          <w:rFonts w:ascii="Times New Roman" w:hAnsi="Times New Roman" w:cs="Times New Roman"/>
+        </w:rPr>
         <w:t>5</w:t>
       </w:r>
       <w:r>
         <w:rPr>
           <w:rFonts w:ascii="Times New Roman" w:hAnsi="Times New Roman" w:cs="Times New Roman"/>
         </w:rPr>
-        <w:t>00 K</w:t>
-      </w:r>
-      <w:r>
-        <w:rPr>
-          <w:rFonts w:ascii="Times New Roman" w:hAnsi="Times New Roman" w:cs="Times New Roman"/>
-        </w:rPr>
-        <w:t xml:space="preserve"> at a fission rate of 3x10</w:t>
-      </w:r>
-      <w:r>
-        <w:rPr>
-          <w:rFonts w:ascii="Times New Roman" w:hAnsi="Times New Roman" w:cs="Times New Roman"/>
-          <w:vertAlign w:val="superscript"/>
-        </w:rPr>
-        <w:t>13</w:t>
-      </w:r>
-      <w:r>
-        <w:rPr>
-          <w:rFonts w:ascii="Times New Roman" w:hAnsi="Times New Roman" w:cs="Times New Roman"/>
-        </w:rPr>
-        <w:t xml:space="preserve"> fiss/cm</w:t>
-      </w:r>
-      <w:r>
-        <w:rPr>
-          <w:rFonts w:ascii="Times New Roman" w:hAnsi="Times New Roman" w:cs="Times New Roman"/>
-          <w:vertAlign w:val="superscript"/>
-        </w:rPr>
-        <w:t>3</w:t>
-      </w:r>
-      <w:r>
-        <w:rPr>
-          <w:rFonts w:ascii="Times New Roman" w:hAnsi="Times New Roman" w:cs="Times New Roman"/>
-        </w:rPr>
-        <w:t>-s</w:t>
-      </w:r>
-      <w:r>
-        <w:rPr>
-          <w:rFonts w:ascii="Times New Roman" w:hAnsi="Times New Roman" w:cs="Times New Roman"/>
-        </w:rPr>
-        <w:t>. One fuel sample has a grain size of 10 microns</w:t>
+        <w:t xml:space="preserve"> microns</w:t>
       </w:r>
       <w:r>
         <w:rPr>
@@ -817,7 +854,19 @@
         <w:rPr>
           <w:rFonts w:ascii="Times New Roman" w:hAnsi="Times New Roman" w:cs="Times New Roman"/>
         </w:rPr>
-        <w:t xml:space="preserve"> and the other has a grain size of 25 microns. </w:t>
+        <w:t xml:space="preserve"> and the other has a grain size of </w:t>
+      </w:r>
+      <w:r>
+        <w:rPr>
+          <w:rFonts w:ascii="Times New Roman" w:hAnsi="Times New Roman" w:cs="Times New Roman"/>
+        </w:rPr>
+        <w:t>40</w:t>
+      </w:r>
+      <w:r>
+        <w:rPr>
+          <w:rFonts w:ascii="Times New Roman" w:hAnsi="Times New Roman" w:cs="Times New Roman"/>
+        </w:rPr>
+        <w:t xml:space="preserve"> microns. </w:t>
       </w:r>
       <w:r>
         <w:rPr>
@@ -887,7 +936,7 @@
         <w:rPr>
           <w:rFonts w:ascii="Times New Roman" w:hAnsi="Times New Roman" w:cs="Times New Roman"/>
         </w:rPr>
-        <w:t>5</w:t>
+        <w:t>4</w:t>
       </w:r>
       <w:r>
         <w:rPr>
@@ -906,19 +955,7 @@
         <w:rPr>
           <w:rFonts w:ascii="Times New Roman" w:hAnsi="Times New Roman" w:cs="Times New Roman"/>
         </w:rPr>
-        <w:t xml:space="preserve">? What </w:t>
-      </w:r>
-      <w:r>
-        <w:rPr>
-          <w:rFonts w:ascii="Times New Roman" w:hAnsi="Times New Roman" w:cs="Times New Roman"/>
-        </w:rPr>
-        <w:t xml:space="preserve">can </w:t>
-      </w:r>
-      <w:r>
-        <w:rPr>
-          <w:rFonts w:ascii="Times New Roman" w:hAnsi="Times New Roman" w:cs="Times New Roman"/>
-        </w:rPr>
-        <w:t>cause it to change?</w:t>
+        <w:t>? What can cause it to change?</w:t>
       </w:r>
     </w:p>
     <w:p>
@@ -1042,7 +1079,7 @@
         <w:rPr>
           <w:rFonts w:ascii="Times New Roman" w:hAnsi="Times New Roman" w:cs="Times New Roman"/>
         </w:rPr>
-        <w:t>9</w:t>
+        <w:t>8</w:t>
       </w:r>
       <w:r>
         <w:rPr>
@@ -1134,7 +1171,7 @@
         <w:rPr>
           <w:rFonts w:ascii="Times New Roman" w:hAnsi="Times New Roman" w:cs="Times New Roman"/>
         </w:rPr>
-        <w:t>3</w:t>
+        <w:t>8</w:t>
       </w:r>
       <w:r>
         <w:rPr>
@@ -1146,13 +1183,7 @@
         <w:rPr>
           <w:rFonts w:ascii="Times New Roman" w:hAnsi="Times New Roman" w:cs="Times New Roman"/>
         </w:rPr>
-        <w:t xml:space="preserve"> </w:t>
-      </w:r>
-      <w:r>
-        <w:rPr>
-          <w:rFonts w:ascii="Times New Roman" w:hAnsi="Times New Roman" w:cs="Times New Roman"/>
-        </w:rPr>
-        <w:t xml:space="preserve">List three benefits of using Zr cladding. </w:t>
+        <w:t xml:space="preserve"> What is the high burnup structure? Why does it form? What are some performance aspects of this structure?</w:t>
       </w:r>
     </w:p>
     <w:p>
@@ -1301,6 +1332,12 @@
           <w:rFonts w:ascii="Times New Roman" w:hAnsi="Times New Roman" w:cs="Times New Roman"/>
         </w:rPr>
         <w:t xml:space="preserve"> pts) What role does iodine play in the corrosion of Zr cladding?</w:t>
+      </w:r>
+      <w:r>
+        <w:rPr>
+          <w:rFonts w:ascii="Times New Roman" w:hAnsi="Times New Roman" w:cs="Times New Roman"/>
+        </w:rPr>
+        <w:t xml:space="preserve"> </w:t>
       </w:r>
     </w:p>
     <w:sectPr>
